--- a/out/Отчёт_ЛР_MS_Project.docx
+++ b/out/Отчёт_ЛР_MS_Project.docx
@@ -5060,7 +5060,7 @@
     </w:p>
     <w:p>
       <w:r>
-        <w:t>Заметка к задаче 1.1 «Первое заседание рабочей группы» содержит повестку дня; заметка к 6.4 «Пилот» поясняет ограничение и фиксированные затраты.</w:t>
+        <w:t>Заметка к задаче 1.1 «Первое заседание оргкомитета» содержит повестку дня; заметка к 4.2 «Рассылка первого сообщения» поясняет список адресатов.</w:t>
       </w:r>
     </w:p>
     <w:tbl>
@@ -6186,7 +6186,7 @@
     </w:p>
     <w:p>
       <w:r>
-        <w:t>Порядок начисления: для трудовых ресурсов — пропорциональное; фиксированные затраты «Пилота» — в конце, «Развёртывания» — в начале. Смена способа начисления меняет денежный поток по периодам (Отчёт → Затраты → Денежный поток), но не итоговую сумму.</w:t>
+        <w:t>Порядок начисления: для трудовых ресурсов — пропорциональное; фиксированные затраты «Подбора зала» — в начале. Смена способа начисления меняет денежный поток по периодам (Отчёт → Затраты → Денежный поток), но не итоговую сумму.</w:t>
       </w:r>
     </w:p>
     <w:p>

--- a/out/Отчёт_ЛР_MS_Project.docx
+++ b/out/Отчёт_ЛР_MS_Project.docx
@@ -683,7 +683,38 @@
           <w:i/>
           <w:color w:val="808080"/>
         </w:rPr>
-        <w:t>[ Вставьте скриншот lr1_01: Сведения о проекте (Проект → Сведения о проекте) ]</w:t>
+        <w:drawing>
+          <wp:inline xmlns:a="http://schemas.openxmlformats.org/drawingml/2006/main" xmlns:pic="http://schemas.openxmlformats.org/drawingml/2006/picture">
+            <wp:extent cx="5760000" cy="4079036"/>
+            <wp:docPr id="1" name="Picture 1"/>
+            <wp:cNvGraphicFramePr>
+              <a:graphicFrameLocks noChangeAspect="1"/>
+            </wp:cNvGraphicFramePr>
+            <a:graphic>
+              <a:graphicData uri="http://schemas.openxmlformats.org/drawingml/2006/picture">
+                <pic:pic>
+                  <pic:nvPicPr>
+                    <pic:cNvPr id="0" name="lr1_01.png"/>
+                    <pic:cNvPicPr/>
+                  </pic:nvPicPr>
+                  <pic:blipFill>
+                    <a:blip r:embed="rId9"/>
+                    <a:stretch>
+                      <a:fillRect/>
+                    </a:stretch>
+                  </pic:blipFill>
+                  <pic:spPr>
+                    <a:xfrm>
+                      <a:off x="0" y="0"/>
+                      <a:ext cx="5760000" cy="4079036"/>
+                    </a:xfrm>
+                    <a:prstGeom prst="rect"/>
+                  </pic:spPr>
+                </pic:pic>
+              </a:graphicData>
+            </a:graphic>
+          </wp:inline>
+        </w:drawing>
       </w:r>
     </w:p>
     <w:p>
@@ -703,7 +734,38 @@
           <w:i/>
           <w:color w:val="808080"/>
         </w:rPr>
-        <w:t>[ Вставьте скриншот lr1_02: Изменение рабочего времени: вкладка «Исключения» ]</w:t>
+        <w:drawing>
+          <wp:inline xmlns:a="http://schemas.openxmlformats.org/drawingml/2006/main" xmlns:pic="http://schemas.openxmlformats.org/drawingml/2006/picture">
+            <wp:extent cx="5760000" cy="5443819"/>
+            <wp:docPr id="2" name="Picture 2"/>
+            <wp:cNvGraphicFramePr>
+              <a:graphicFrameLocks noChangeAspect="1"/>
+            </wp:cNvGraphicFramePr>
+            <a:graphic>
+              <a:graphicData uri="http://schemas.openxmlformats.org/drawingml/2006/picture">
+                <pic:pic>
+                  <pic:nvPicPr>
+                    <pic:cNvPr id="0" name="lr1_02.png"/>
+                    <pic:cNvPicPr/>
+                  </pic:nvPicPr>
+                  <pic:blipFill>
+                    <a:blip r:embed="rId10"/>
+                    <a:stretch>
+                      <a:fillRect/>
+                    </a:stretch>
+                  </pic:blipFill>
+                  <pic:spPr>
+                    <a:xfrm>
+                      <a:off x="0" y="0"/>
+                      <a:ext cx="5760000" cy="5443819"/>
+                    </a:xfrm>
+                    <a:prstGeom prst="rect"/>
+                  </pic:spPr>
+                </pic:pic>
+              </a:graphicData>
+            </a:graphic>
+          </wp:inline>
+        </w:drawing>
       </w:r>
     </w:p>
     <w:p>
@@ -3042,7 +3104,38 @@
           <w:i/>
           <w:color w:val="808080"/>
         </w:rPr>
-        <w:t>[ Вставьте скриншот lr2_01: Диаграмма Ганта с суммарной задачей проекта и вехами ]</w:t>
+        <w:drawing>
+          <wp:inline xmlns:a="http://schemas.openxmlformats.org/drawingml/2006/main" xmlns:pic="http://schemas.openxmlformats.org/drawingml/2006/picture">
+            <wp:extent cx="5760000" cy="3085077"/>
+            <wp:docPr id="3" name="Picture 3"/>
+            <wp:cNvGraphicFramePr>
+              <a:graphicFrameLocks noChangeAspect="1"/>
+            </wp:cNvGraphicFramePr>
+            <a:graphic>
+              <a:graphicData uri="http://schemas.openxmlformats.org/drawingml/2006/picture">
+                <pic:pic>
+                  <pic:nvPicPr>
+                    <pic:cNvPr id="0" name="lr2_01.png"/>
+                    <pic:cNvPicPr/>
+                  </pic:nvPicPr>
+                  <pic:blipFill>
+                    <a:blip r:embed="rId11"/>
+                    <a:stretch>
+                      <a:fillRect/>
+                    </a:stretch>
+                  </pic:blipFill>
+                  <pic:spPr>
+                    <a:xfrm>
+                      <a:off x="0" y="0"/>
+                      <a:ext cx="5760000" cy="3085077"/>
+                    </a:xfrm>
+                    <a:prstGeom prst="rect"/>
+                  </pic:spPr>
+                </pic:pic>
+              </a:graphicData>
+            </a:graphic>
+          </wp:inline>
+        </w:drawing>
       </w:r>
     </w:p>
     <w:p>
@@ -3062,7 +3155,38 @@
           <w:i/>
           <w:color w:val="808080"/>
         </w:rPr>
-        <w:t>[ Вставьте скриншот lr2_02: Нарушение ограничения / крайнего срока (индикатор в столбце «Индикаторы») ]</w:t>
+        <w:drawing>
+          <wp:inline xmlns:a="http://schemas.openxmlformats.org/drawingml/2006/main" xmlns:pic="http://schemas.openxmlformats.org/drawingml/2006/picture">
+            <wp:extent cx="5760000" cy="3085077"/>
+            <wp:docPr id="4" name="Picture 4"/>
+            <wp:cNvGraphicFramePr>
+              <a:graphicFrameLocks noChangeAspect="1"/>
+            </wp:cNvGraphicFramePr>
+            <a:graphic>
+              <a:graphicData uri="http://schemas.openxmlformats.org/drawingml/2006/picture">
+                <pic:pic>
+                  <pic:nvPicPr>
+                    <pic:cNvPr id="0" name="lr2_02.png"/>
+                    <pic:cNvPicPr/>
+                  </pic:nvPicPr>
+                  <pic:blipFill>
+                    <a:blip r:embed="rId12"/>
+                    <a:stretch>
+                      <a:fillRect/>
+                    </a:stretch>
+                  </pic:blipFill>
+                  <pic:spPr>
+                    <a:xfrm>
+                      <a:off x="0" y="0"/>
+                      <a:ext cx="5760000" cy="3085077"/>
+                    </a:xfrm>
+                    <a:prstGeom prst="rect"/>
+                  </pic:spPr>
+                </pic:pic>
+              </a:graphicData>
+            </a:graphic>
+          </wp:inline>
+        </w:drawing>
       </w:r>
     </w:p>
     <w:p>
@@ -4989,7 +5113,38 @@
           <w:i/>
           <w:color w:val="808080"/>
         </w:rPr>
-        <w:t>[ Вставьте скриншот lr3_01: Лист ресурсов ]</w:t>
+        <w:drawing>
+          <wp:inline xmlns:a="http://schemas.openxmlformats.org/drawingml/2006/main" xmlns:pic="http://schemas.openxmlformats.org/drawingml/2006/picture">
+            <wp:extent cx="5760000" cy="3085077"/>
+            <wp:docPr id="5" name="Picture 5"/>
+            <wp:cNvGraphicFramePr>
+              <a:graphicFrameLocks noChangeAspect="1"/>
+            </wp:cNvGraphicFramePr>
+            <a:graphic>
+              <a:graphicData uri="http://schemas.openxmlformats.org/drawingml/2006/picture">
+                <pic:pic>
+                  <pic:nvPicPr>
+                    <pic:cNvPr id="0" name="lr3_01.png"/>
+                    <pic:cNvPicPr/>
+                  </pic:nvPicPr>
+                  <pic:blipFill>
+                    <a:blip r:embed="rId13"/>
+                    <a:stretch>
+                      <a:fillRect/>
+                    </a:stretch>
+                  </pic:blipFill>
+                  <pic:spPr>
+                    <a:xfrm>
+                      <a:off x="0" y="0"/>
+                      <a:ext cx="5760000" cy="3085077"/>
+                    </a:xfrm>
+                    <a:prstGeom prst="rect"/>
+                  </pic:spPr>
+                </pic:pic>
+              </a:graphicData>
+            </a:graphic>
+          </wp:inline>
+        </w:drawing>
       </w:r>
     </w:p>
     <w:p>
@@ -5009,7 +5164,38 @@
           <w:i/>
           <w:color w:val="808080"/>
         </w:rPr>
-        <w:t>[ Вставьте скриншот lr3_02: Сведения о ресурсе Иванов И.И. — доступность ]</w:t>
+        <w:drawing>
+          <wp:inline xmlns:a="http://schemas.openxmlformats.org/drawingml/2006/main" xmlns:pic="http://schemas.openxmlformats.org/drawingml/2006/picture">
+            <wp:extent cx="5760000" cy="3914894"/>
+            <wp:docPr id="6" name="Picture 6"/>
+            <wp:cNvGraphicFramePr>
+              <a:graphicFrameLocks noChangeAspect="1"/>
+            </wp:cNvGraphicFramePr>
+            <a:graphic>
+              <a:graphicData uri="http://schemas.openxmlformats.org/drawingml/2006/picture">
+                <pic:pic>
+                  <pic:nvPicPr>
+                    <pic:cNvPr id="0" name="lr3_02.png"/>
+                    <pic:cNvPicPr/>
+                  </pic:nvPicPr>
+                  <pic:blipFill>
+                    <a:blip r:embed="rId14"/>
+                    <a:stretch>
+                      <a:fillRect/>
+                    </a:stretch>
+                  </pic:blipFill>
+                  <pic:spPr>
+                    <a:xfrm>
+                      <a:off x="0" y="0"/>
+                      <a:ext cx="5760000" cy="3914894"/>
+                    </a:xfrm>
+                    <a:prstGeom prst="rect"/>
+                  </pic:spPr>
+                </pic:pic>
+              </a:graphicData>
+            </a:graphic>
+          </wp:inline>
+        </w:drawing>
       </w:r>
     </w:p>
     <w:p>
@@ -5029,7 +5215,38 @@
           <w:i/>
           <w:color w:val="808080"/>
         </w:rPr>
-        <w:t>[ Вставьте скриншот lr3_03: Использование задач: профиль загрузки «Загрузка в начале» ]</w:t>
+        <w:drawing>
+          <wp:inline xmlns:a="http://schemas.openxmlformats.org/drawingml/2006/main" xmlns:pic="http://schemas.openxmlformats.org/drawingml/2006/picture">
+            <wp:extent cx="5760000" cy="3085077"/>
+            <wp:docPr id="7" name="Picture 7"/>
+            <wp:cNvGraphicFramePr>
+              <a:graphicFrameLocks noChangeAspect="1"/>
+            </wp:cNvGraphicFramePr>
+            <a:graphic>
+              <a:graphicData uri="http://schemas.openxmlformats.org/drawingml/2006/picture">
+                <pic:pic>
+                  <pic:nvPicPr>
+                    <pic:cNvPr id="0" name="lr3_03.png"/>
+                    <pic:cNvPicPr/>
+                  </pic:nvPicPr>
+                  <pic:blipFill>
+                    <a:blip r:embed="rId15"/>
+                    <a:stretch>
+                      <a:fillRect/>
+                    </a:stretch>
+                  </pic:blipFill>
+                  <pic:spPr>
+                    <a:xfrm>
+                      <a:off x="0" y="0"/>
+                      <a:ext cx="5760000" cy="3085077"/>
+                    </a:xfrm>
+                    <a:prstGeom prst="rect"/>
+                  </pic:spPr>
+                </pic:pic>
+              </a:graphicData>
+            </a:graphic>
+          </wp:inline>
+        </w:drawing>
       </w:r>
     </w:p>
     <w:p>
@@ -5226,7 +5443,38 @@
           <w:i/>
           <w:color w:val="808080"/>
         </w:rPr>
-        <w:t>[ Вставьте скриншот lr4_01: Окно «Определение кода СДР» ]</w:t>
+        <w:drawing>
+          <wp:inline xmlns:a="http://schemas.openxmlformats.org/drawingml/2006/main" xmlns:pic="http://schemas.openxmlformats.org/drawingml/2006/picture">
+            <wp:extent cx="5760000" cy="4332834"/>
+            <wp:docPr id="8" name="Picture 8"/>
+            <wp:cNvGraphicFramePr>
+              <a:graphicFrameLocks noChangeAspect="1"/>
+            </wp:cNvGraphicFramePr>
+            <a:graphic>
+              <a:graphicData uri="http://schemas.openxmlformats.org/drawingml/2006/picture">
+                <pic:pic>
+                  <pic:nvPicPr>
+                    <pic:cNvPr id="0" name="lr4_01.png"/>
+                    <pic:cNvPicPr/>
+                  </pic:nvPicPr>
+                  <pic:blipFill>
+                    <a:blip r:embed="rId16"/>
+                    <a:stretch>
+                      <a:fillRect/>
+                    </a:stretch>
+                  </pic:blipFill>
+                  <pic:spPr>
+                    <a:xfrm>
+                      <a:off x="0" y="0"/>
+                      <a:ext cx="5760000" cy="4332834"/>
+                    </a:xfrm>
+                    <a:prstGeom prst="rect"/>
+                  </pic:spPr>
+                </pic:pic>
+              </a:graphicData>
+            </a:graphic>
+          </wp:inline>
+        </w:drawing>
       </w:r>
     </w:p>
     <w:p>
@@ -5246,7 +5494,38 @@
           <w:i/>
           <w:color w:val="808080"/>
         </w:rPr>
-        <w:t>[ Вставьте скриншот lr4_02: Заметка к задаче ]</w:t>
+        <w:drawing>
+          <wp:inline xmlns:a="http://schemas.openxmlformats.org/drawingml/2006/main" xmlns:pic="http://schemas.openxmlformats.org/drawingml/2006/picture">
+            <wp:extent cx="5760000" cy="2915776"/>
+            <wp:docPr id="9" name="Picture 9"/>
+            <wp:cNvGraphicFramePr>
+              <a:graphicFrameLocks noChangeAspect="1"/>
+            </wp:cNvGraphicFramePr>
+            <a:graphic>
+              <a:graphicData uri="http://schemas.openxmlformats.org/drawingml/2006/picture">
+                <pic:pic>
+                  <pic:nvPicPr>
+                    <pic:cNvPr id="0" name="lr4_02.png"/>
+                    <pic:cNvPicPr/>
+                  </pic:nvPicPr>
+                  <pic:blipFill>
+                    <a:blip r:embed="rId17"/>
+                    <a:stretch>
+                      <a:fillRect/>
+                    </a:stretch>
+                  </pic:blipFill>
+                  <pic:spPr>
+                    <a:xfrm>
+                      <a:off x="0" y="0"/>
+                      <a:ext cx="5760000" cy="2915776"/>
+                    </a:xfrm>
+                    <a:prstGeom prst="rect"/>
+                  </pic:spPr>
+                </pic:pic>
+              </a:graphicData>
+            </a:graphic>
+          </wp:inline>
+        </w:drawing>
       </w:r>
     </w:p>
     <w:p>
@@ -5266,7 +5545,38 @@
           <w:i/>
           <w:color w:val="808080"/>
         </w:rPr>
-        <w:t>[ Вставьте скриншот lr4_03: Индикаторы заметок и гиперссылок в диаграмме Ганта ]</w:t>
+        <w:drawing>
+          <wp:inline xmlns:a="http://schemas.openxmlformats.org/drawingml/2006/main" xmlns:pic="http://schemas.openxmlformats.org/drawingml/2006/picture">
+            <wp:extent cx="5760000" cy="3085077"/>
+            <wp:docPr id="10" name="Picture 10"/>
+            <wp:cNvGraphicFramePr>
+              <a:graphicFrameLocks noChangeAspect="1"/>
+            </wp:cNvGraphicFramePr>
+            <a:graphic>
+              <a:graphicData uri="http://schemas.openxmlformats.org/drawingml/2006/picture">
+                <pic:pic>
+                  <pic:nvPicPr>
+                    <pic:cNvPr id="0" name="lr4_03.png"/>
+                    <pic:cNvPicPr/>
+                  </pic:nvPicPr>
+                  <pic:blipFill>
+                    <a:blip r:embed="rId18"/>
+                    <a:stretch>
+                      <a:fillRect/>
+                    </a:stretch>
+                  </pic:blipFill>
+                  <pic:spPr>
+                    <a:xfrm>
+                      <a:off x="0" y="0"/>
+                      <a:ext cx="5760000" cy="3085077"/>
+                    </a:xfrm>
+                    <a:prstGeom prst="rect"/>
+                  </pic:spPr>
+                </pic:pic>
+              </a:graphicData>
+            </a:graphic>
+          </wp:inline>
+        </w:drawing>
       </w:r>
     </w:p>
     <w:p>
@@ -6198,7 +6508,38 @@
           <w:i/>
           <w:color w:val="808080"/>
         </w:rPr>
-        <w:t>[ Вставьте скриншот lr5_01: Таблица «Затраты» ]</w:t>
+        <w:drawing>
+          <wp:inline xmlns:a="http://schemas.openxmlformats.org/drawingml/2006/main" xmlns:pic="http://schemas.openxmlformats.org/drawingml/2006/picture">
+            <wp:extent cx="5760000" cy="3085077"/>
+            <wp:docPr id="11" name="Picture 11"/>
+            <wp:cNvGraphicFramePr>
+              <a:graphicFrameLocks noChangeAspect="1"/>
+            </wp:cNvGraphicFramePr>
+            <a:graphic>
+              <a:graphicData uri="http://schemas.openxmlformats.org/drawingml/2006/picture">
+                <pic:pic>
+                  <pic:nvPicPr>
+                    <pic:cNvPr id="0" name="lr5_01.png"/>
+                    <pic:cNvPicPr/>
+                  </pic:nvPicPr>
+                  <pic:blipFill>
+                    <a:blip r:embed="rId19"/>
+                    <a:stretch>
+                      <a:fillRect/>
+                    </a:stretch>
+                  </pic:blipFill>
+                  <pic:spPr>
+                    <a:xfrm>
+                      <a:off x="0" y="0"/>
+                      <a:ext cx="5760000" cy="3085077"/>
+                    </a:xfrm>
+                    <a:prstGeom prst="rect"/>
+                  </pic:spPr>
+                </pic:pic>
+              </a:graphicData>
+            </a:graphic>
+          </wp:inline>
+        </w:drawing>
       </w:r>
     </w:p>
     <w:p>
@@ -6218,7 +6559,38 @@
           <w:i/>
           <w:color w:val="808080"/>
         </w:rPr>
-        <w:t>[ Вставьте скриншот lr5_02: Отчёт «Денежный поток» ]</w:t>
+        <w:drawing>
+          <wp:inline xmlns:a="http://schemas.openxmlformats.org/drawingml/2006/main" xmlns:pic="http://schemas.openxmlformats.org/drawingml/2006/picture">
+            <wp:extent cx="5760000" cy="3085077"/>
+            <wp:docPr id="12" name="Picture 12"/>
+            <wp:cNvGraphicFramePr>
+              <a:graphicFrameLocks noChangeAspect="1"/>
+            </wp:cNvGraphicFramePr>
+            <a:graphic>
+              <a:graphicData uri="http://schemas.openxmlformats.org/drawingml/2006/picture">
+                <pic:pic>
+                  <pic:nvPicPr>
+                    <pic:cNvPr id="0" name="lr5_02.png"/>
+                    <pic:cNvPicPr/>
+                  </pic:nvPicPr>
+                  <pic:blipFill>
+                    <a:blip r:embed="rId20"/>
+                    <a:stretch>
+                      <a:fillRect/>
+                    </a:stretch>
+                  </pic:blipFill>
+                  <pic:spPr>
+                    <a:xfrm>
+                      <a:off x="0" y="0"/>
+                      <a:ext cx="5760000" cy="3085077"/>
+                    </a:xfrm>
+                    <a:prstGeom prst="rect"/>
+                  </pic:spPr>
+                </pic:pic>
+              </a:graphicData>
+            </a:graphic>
+          </wp:inline>
+        </w:drawing>
       </w:r>
     </w:p>
     <w:p>
@@ -6574,7 +6946,38 @@
           <w:i/>
           <w:color w:val="808080"/>
         </w:rPr>
-        <w:t>[ Вставьте скриншот lr6_01: Лист ресурсов: ресурсы с превышением доступности выделены красным ]</w:t>
+        <w:drawing>
+          <wp:inline xmlns:a="http://schemas.openxmlformats.org/drawingml/2006/main" xmlns:pic="http://schemas.openxmlformats.org/drawingml/2006/picture">
+            <wp:extent cx="5760000" cy="3085077"/>
+            <wp:docPr id="13" name="Picture 13"/>
+            <wp:cNvGraphicFramePr>
+              <a:graphicFrameLocks noChangeAspect="1"/>
+            </wp:cNvGraphicFramePr>
+            <a:graphic>
+              <a:graphicData uri="http://schemas.openxmlformats.org/drawingml/2006/picture">
+                <pic:pic>
+                  <pic:nvPicPr>
+                    <pic:cNvPr id="0" name="lr6_01.png"/>
+                    <pic:cNvPicPr/>
+                  </pic:nvPicPr>
+                  <pic:blipFill>
+                    <a:blip r:embed="rId21"/>
+                    <a:stretch>
+                      <a:fillRect/>
+                    </a:stretch>
+                  </pic:blipFill>
+                  <pic:spPr>
+                    <a:xfrm>
+                      <a:off x="0" y="0"/>
+                      <a:ext cx="5760000" cy="3085077"/>
+                    </a:xfrm>
+                    <a:prstGeom prst="rect"/>
+                  </pic:spPr>
+                </pic:pic>
+              </a:graphicData>
+            </a:graphic>
+          </wp:inline>
+        </w:drawing>
       </w:r>
     </w:p>
     <w:p>
@@ -6594,7 +6997,38 @@
           <w:i/>
           <w:color w:val="808080"/>
         </w:rPr>
-        <w:t>[ Вставьте скриншот lr6_02: График ресурсов для Смирновой А.В. ]</w:t>
+        <w:drawing>
+          <wp:inline xmlns:a="http://schemas.openxmlformats.org/drawingml/2006/main" xmlns:pic="http://schemas.openxmlformats.org/drawingml/2006/picture">
+            <wp:extent cx="5760000" cy="3085077"/>
+            <wp:docPr id="14" name="Picture 14"/>
+            <wp:cNvGraphicFramePr>
+              <a:graphicFrameLocks noChangeAspect="1"/>
+            </wp:cNvGraphicFramePr>
+            <a:graphic>
+              <a:graphicData uri="http://schemas.openxmlformats.org/drawingml/2006/picture">
+                <pic:pic>
+                  <pic:nvPicPr>
+                    <pic:cNvPr id="0" name="lr6_02.png"/>
+                    <pic:cNvPicPr/>
+                  </pic:nvPicPr>
+                  <pic:blipFill>
+                    <a:blip r:embed="rId22"/>
+                    <a:stretch>
+                      <a:fillRect/>
+                    </a:stretch>
+                  </pic:blipFill>
+                  <pic:spPr>
+                    <a:xfrm>
+                      <a:off x="0" y="0"/>
+                      <a:ext cx="5760000" cy="3085077"/>
+                    </a:xfrm>
+                    <a:prstGeom prst="rect"/>
+                  </pic:spPr>
+                </pic:pic>
+              </a:graphicData>
+            </a:graphic>
+          </wp:inline>
+        </w:drawing>
       </w:r>
     </w:p>
     <w:p>
@@ -6614,7 +7048,38 @@
           <w:i/>
           <w:color w:val="808080"/>
         </w:rPr>
-        <w:t>[ Вставьте скриншот lr6_03: Использование ресурсов ]</w:t>
+        <w:drawing>
+          <wp:inline xmlns:a="http://schemas.openxmlformats.org/drawingml/2006/main" xmlns:pic="http://schemas.openxmlformats.org/drawingml/2006/picture">
+            <wp:extent cx="5760000" cy="3085077"/>
+            <wp:docPr id="15" name="Picture 15"/>
+            <wp:cNvGraphicFramePr>
+              <a:graphicFrameLocks noChangeAspect="1"/>
+            </wp:cNvGraphicFramePr>
+            <a:graphic>
+              <a:graphicData uri="http://schemas.openxmlformats.org/drawingml/2006/picture">
+                <pic:pic>
+                  <pic:nvPicPr>
+                    <pic:cNvPr id="0" name="lr6_03.png"/>
+                    <pic:cNvPicPr/>
+                  </pic:nvPicPr>
+                  <pic:blipFill>
+                    <a:blip r:embed="rId23"/>
+                    <a:stretch>
+                      <a:fillRect/>
+                    </a:stretch>
+                  </pic:blipFill>
+                  <pic:spPr>
+                    <a:xfrm>
+                      <a:off x="0" y="0"/>
+                      <a:ext cx="5760000" cy="3085077"/>
+                    </a:xfrm>
+                    <a:prstGeom prst="rect"/>
+                  </pic:spPr>
+                </pic:pic>
+              </a:graphicData>
+            </a:graphic>
+          </wp:inline>
+        </w:drawing>
       </w:r>
     </w:p>
     <w:p>
@@ -6793,7 +7258,38 @@
           <w:i/>
           <w:color w:val="808080"/>
         </w:rPr>
-        <w:t>[ Вставьте скриншот lr7_01: Параметры выравнивания ]</w:t>
+        <w:drawing>
+          <wp:inline xmlns:a="http://schemas.openxmlformats.org/drawingml/2006/main" xmlns:pic="http://schemas.openxmlformats.org/drawingml/2006/picture">
+            <wp:extent cx="5760000" cy="4755456"/>
+            <wp:docPr id="16" name="Picture 16"/>
+            <wp:cNvGraphicFramePr>
+              <a:graphicFrameLocks noChangeAspect="1"/>
+            </wp:cNvGraphicFramePr>
+            <a:graphic>
+              <a:graphicData uri="http://schemas.openxmlformats.org/drawingml/2006/picture">
+                <pic:pic>
+                  <pic:nvPicPr>
+                    <pic:cNvPr id="0" name="lr7_01.png"/>
+                    <pic:cNvPicPr/>
+                  </pic:nvPicPr>
+                  <pic:blipFill>
+                    <a:blip r:embed="rId24"/>
+                    <a:stretch>
+                      <a:fillRect/>
+                    </a:stretch>
+                  </pic:blipFill>
+                  <pic:spPr>
+                    <a:xfrm>
+                      <a:off x="0" y="0"/>
+                      <a:ext cx="5760000" cy="4755456"/>
+                    </a:xfrm>
+                    <a:prstGeom prst="rect"/>
+                  </pic:spPr>
+                </pic:pic>
+              </a:graphicData>
+            </a:graphic>
+          </wp:inline>
+        </w:drawing>
       </w:r>
     </w:p>
     <w:p>
@@ -6813,7 +7309,71 @@
           <w:i/>
           <w:color w:val="808080"/>
         </w:rPr>
-        <w:t>[ Вставьте скриншот lr7_02: Диаграмма Ганта с выравниванием (до/после) ]</w:t>
+        <w:drawing>
+          <wp:inline xmlns:a="http://schemas.openxmlformats.org/drawingml/2006/main" xmlns:pic="http://schemas.openxmlformats.org/drawingml/2006/picture">
+            <wp:extent cx="5760000" cy="3085077"/>
+            <wp:docPr id="17" name="Picture 17"/>
+            <wp:cNvGraphicFramePr>
+              <a:graphicFrameLocks noChangeAspect="1"/>
+            </wp:cNvGraphicFramePr>
+            <a:graphic>
+              <a:graphicData uri="http://schemas.openxmlformats.org/drawingml/2006/picture">
+                <pic:pic>
+                  <pic:nvPicPr>
+                    <pic:cNvPr id="0" name="lr7_02_a.png"/>
+                    <pic:cNvPicPr/>
+                  </pic:nvPicPr>
+                  <pic:blipFill>
+                    <a:blip r:embed="rId25"/>
+                    <a:stretch>
+                      <a:fillRect/>
+                    </a:stretch>
+                  </pic:blipFill>
+                  <pic:spPr>
+                    <a:xfrm>
+                      <a:off x="0" y="0"/>
+                      <a:ext cx="5760000" cy="3085077"/>
+                    </a:xfrm>
+                    <a:prstGeom prst="rect"/>
+                  </pic:spPr>
+                </pic:pic>
+              </a:graphicData>
+            </a:graphic>
+          </wp:inline>
+        </w:drawing>
+        <w:br/>
+        <w:drawing>
+          <wp:inline xmlns:a="http://schemas.openxmlformats.org/drawingml/2006/main" xmlns:pic="http://schemas.openxmlformats.org/drawingml/2006/picture">
+            <wp:extent cx="5760000" cy="3085077"/>
+            <wp:docPr id="18" name="Picture 18"/>
+            <wp:cNvGraphicFramePr>
+              <a:graphicFrameLocks noChangeAspect="1"/>
+            </wp:cNvGraphicFramePr>
+            <a:graphic>
+              <a:graphicData uri="http://schemas.openxmlformats.org/drawingml/2006/picture">
+                <pic:pic>
+                  <pic:nvPicPr>
+                    <pic:cNvPr id="0" name="lr7_02_b.png"/>
+                    <pic:cNvPicPr/>
+                  </pic:nvPicPr>
+                  <pic:blipFill>
+                    <a:blip r:embed="rId26"/>
+                    <a:stretch>
+                      <a:fillRect/>
+                    </a:stretch>
+                  </pic:blipFill>
+                  <pic:spPr>
+                    <a:xfrm>
+                      <a:off x="0" y="0"/>
+                      <a:ext cx="5760000" cy="3085077"/>
+                    </a:xfrm>
+                    <a:prstGeom prst="rect"/>
+                  </pic:spPr>
+                </pic:pic>
+              </a:graphicData>
+            </a:graphic>
+          </wp:inline>
+        </w:drawing>
       </w:r>
     </w:p>
     <w:p>
@@ -9263,7 +9823,38 @@
           <w:i/>
           <w:color w:val="808080"/>
         </w:rPr>
-        <w:t>[ Вставьте скриншот lr8_01: Таблица с полями Длительность1–4 ]</w:t>
+        <w:drawing>
+          <wp:inline xmlns:a="http://schemas.openxmlformats.org/drawingml/2006/main" xmlns:pic="http://schemas.openxmlformats.org/drawingml/2006/picture">
+            <wp:extent cx="5760000" cy="3085077"/>
+            <wp:docPr id="19" name="Picture 19"/>
+            <wp:cNvGraphicFramePr>
+              <a:graphicFrameLocks noChangeAspect="1"/>
+            </wp:cNvGraphicFramePr>
+            <a:graphic>
+              <a:graphicData uri="http://schemas.openxmlformats.org/drawingml/2006/picture">
+                <pic:pic>
+                  <pic:nvPicPr>
+                    <pic:cNvPr id="0" name="lr8_01.png"/>
+                    <pic:cNvPicPr/>
+                  </pic:nvPicPr>
+                  <pic:blipFill>
+                    <a:blip r:embed="rId27"/>
+                    <a:stretch>
+                      <a:fillRect/>
+                    </a:stretch>
+                  </pic:blipFill>
+                  <pic:spPr>
+                    <a:xfrm>
+                      <a:off x="0" y="0"/>
+                      <a:ext cx="5760000" cy="3085077"/>
+                    </a:xfrm>
+                    <a:prstGeom prst="rect"/>
+                  </pic:spPr>
+                </pic:pic>
+              </a:graphicData>
+            </a:graphic>
+          </wp:inline>
+        </w:drawing>
       </w:r>
     </w:p>
     <w:p>
@@ -9283,7 +9874,71 @@
           <w:i/>
           <w:color w:val="808080"/>
         </w:rPr>
-        <w:t>[ Вставьте скриншот lr8_02: Диаграмма Ганта до и после PERT ]</w:t>
+        <w:drawing>
+          <wp:inline xmlns:a="http://schemas.openxmlformats.org/drawingml/2006/main" xmlns:pic="http://schemas.openxmlformats.org/drawingml/2006/picture">
+            <wp:extent cx="5760000" cy="3085077"/>
+            <wp:docPr id="20" name="Picture 20"/>
+            <wp:cNvGraphicFramePr>
+              <a:graphicFrameLocks noChangeAspect="1"/>
+            </wp:cNvGraphicFramePr>
+            <a:graphic>
+              <a:graphicData uri="http://schemas.openxmlformats.org/drawingml/2006/picture">
+                <pic:pic>
+                  <pic:nvPicPr>
+                    <pic:cNvPr id="0" name="lr8_02_a.png"/>
+                    <pic:cNvPicPr/>
+                  </pic:nvPicPr>
+                  <pic:blipFill>
+                    <a:blip r:embed="rId28"/>
+                    <a:stretch>
+                      <a:fillRect/>
+                    </a:stretch>
+                  </pic:blipFill>
+                  <pic:spPr>
+                    <a:xfrm>
+                      <a:off x="0" y="0"/>
+                      <a:ext cx="5760000" cy="3085077"/>
+                    </a:xfrm>
+                    <a:prstGeom prst="rect"/>
+                  </pic:spPr>
+                </pic:pic>
+              </a:graphicData>
+            </a:graphic>
+          </wp:inline>
+        </w:drawing>
+        <w:br/>
+        <w:drawing>
+          <wp:inline xmlns:a="http://schemas.openxmlformats.org/drawingml/2006/main" xmlns:pic="http://schemas.openxmlformats.org/drawingml/2006/picture">
+            <wp:extent cx="5760000" cy="3085077"/>
+            <wp:docPr id="21" name="Picture 21"/>
+            <wp:cNvGraphicFramePr>
+              <a:graphicFrameLocks noChangeAspect="1"/>
+            </wp:cNvGraphicFramePr>
+            <a:graphic>
+              <a:graphicData uri="http://schemas.openxmlformats.org/drawingml/2006/picture">
+                <pic:pic>
+                  <pic:nvPicPr>
+                    <pic:cNvPr id="0" name="lr8_02_b.png"/>
+                    <pic:cNvPicPr/>
+                  </pic:nvPicPr>
+                  <pic:blipFill>
+                    <a:blip r:embed="rId29"/>
+                    <a:stretch>
+                      <a:fillRect/>
+                    </a:stretch>
+                  </pic:blipFill>
+                  <pic:spPr>
+                    <a:xfrm>
+                      <a:off x="0" y="0"/>
+                      <a:ext cx="5760000" cy="3085077"/>
+                    </a:xfrm>
+                    <a:prstGeom prst="rect"/>
+                  </pic:spPr>
+                </pic:pic>
+              </a:graphicData>
+            </a:graphic>
+          </wp:inline>
+        </w:drawing>
       </w:r>
     </w:p>
     <w:p>
@@ -11433,7 +12088,71 @@
           <w:i/>
           <w:color w:val="808080"/>
         </w:rPr>
-        <w:t>[ Вставьте скриншот lr9_01: Критический путь (Формат → Критические задачи) ]</w:t>
+        <w:drawing>
+          <wp:inline xmlns:a="http://schemas.openxmlformats.org/drawingml/2006/main" xmlns:pic="http://schemas.openxmlformats.org/drawingml/2006/picture">
+            <wp:extent cx="5760000" cy="3085077"/>
+            <wp:docPr id="22" name="Picture 22"/>
+            <wp:cNvGraphicFramePr>
+              <a:graphicFrameLocks noChangeAspect="1"/>
+            </wp:cNvGraphicFramePr>
+            <a:graphic>
+              <a:graphicData uri="http://schemas.openxmlformats.org/drawingml/2006/picture">
+                <pic:pic>
+                  <pic:nvPicPr>
+                    <pic:cNvPr id="0" name="lr9_01_a.png"/>
+                    <pic:cNvPicPr/>
+                  </pic:nvPicPr>
+                  <pic:blipFill>
+                    <a:blip r:embed="rId30"/>
+                    <a:stretch>
+                      <a:fillRect/>
+                    </a:stretch>
+                  </pic:blipFill>
+                  <pic:spPr>
+                    <a:xfrm>
+                      <a:off x="0" y="0"/>
+                      <a:ext cx="5760000" cy="3085077"/>
+                    </a:xfrm>
+                    <a:prstGeom prst="rect"/>
+                  </pic:spPr>
+                </pic:pic>
+              </a:graphicData>
+            </a:graphic>
+          </wp:inline>
+        </w:drawing>
+        <w:br/>
+        <w:drawing>
+          <wp:inline xmlns:a="http://schemas.openxmlformats.org/drawingml/2006/main" xmlns:pic="http://schemas.openxmlformats.org/drawingml/2006/picture">
+            <wp:extent cx="5760000" cy="3085077"/>
+            <wp:docPr id="23" name="Picture 23"/>
+            <wp:cNvGraphicFramePr>
+              <a:graphicFrameLocks noChangeAspect="1"/>
+            </wp:cNvGraphicFramePr>
+            <a:graphic>
+              <a:graphicData uri="http://schemas.openxmlformats.org/drawingml/2006/picture">
+                <pic:pic>
+                  <pic:nvPicPr>
+                    <pic:cNvPr id="0" name="lr9_01_b.png"/>
+                    <pic:cNvPicPr/>
+                  </pic:nvPicPr>
+                  <pic:blipFill>
+                    <a:blip r:embed="rId31"/>
+                    <a:stretch>
+                      <a:fillRect/>
+                    </a:stretch>
+                  </pic:blipFill>
+                  <pic:spPr>
+                    <a:xfrm>
+                      <a:off x="0" y="0"/>
+                      <a:ext cx="5760000" cy="3085077"/>
+                    </a:xfrm>
+                    <a:prstGeom prst="rect"/>
+                  </pic:spPr>
+                </pic:pic>
+              </a:graphicData>
+            </a:graphic>
+          </wp:inline>
+        </w:drawing>
       </w:r>
     </w:p>
     <w:p>
@@ -11453,7 +12172,38 @@
           <w:i/>
           <w:color w:val="808080"/>
         </w:rPr>
-        <w:t>[ Вставьте скриншот lr9_02: Таблица «Затраты» с полями «Общая стоимость», «% от общей стоимости», «Код работ» ]</w:t>
+        <w:drawing>
+          <wp:inline xmlns:a="http://schemas.openxmlformats.org/drawingml/2006/main" xmlns:pic="http://schemas.openxmlformats.org/drawingml/2006/picture">
+            <wp:extent cx="5760000" cy="3085077"/>
+            <wp:docPr id="24" name="Picture 24"/>
+            <wp:cNvGraphicFramePr>
+              <a:graphicFrameLocks noChangeAspect="1"/>
+            </wp:cNvGraphicFramePr>
+            <a:graphic>
+              <a:graphicData uri="http://schemas.openxmlformats.org/drawingml/2006/picture">
+                <pic:pic>
+                  <pic:nvPicPr>
+                    <pic:cNvPr id="0" name="lr9_02.png"/>
+                    <pic:cNvPicPr/>
+                  </pic:nvPicPr>
+                  <pic:blipFill>
+                    <a:blip r:embed="rId32"/>
+                    <a:stretch>
+                      <a:fillRect/>
+                    </a:stretch>
+                  </pic:blipFill>
+                  <pic:spPr>
+                    <a:xfrm>
+                      <a:off x="0" y="0"/>
+                      <a:ext cx="5760000" cy="3085077"/>
+                    </a:xfrm>
+                    <a:prstGeom prst="rect"/>
+                  </pic:spPr>
+                </pic:pic>
+              </a:graphicData>
+            </a:graphic>
+          </wp:inline>
+        </w:drawing>
       </w:r>
     </w:p>
     <w:p>
@@ -11473,7 +12223,38 @@
           <w:i/>
           <w:color w:val="808080"/>
         </w:rPr>
-        <w:t>[ Вставьте скриншот lr9_03: Группировка по «Коду работ» ]</w:t>
+        <w:drawing>
+          <wp:inline xmlns:a="http://schemas.openxmlformats.org/drawingml/2006/main" xmlns:pic="http://schemas.openxmlformats.org/drawingml/2006/picture">
+            <wp:extent cx="5760000" cy="3085077"/>
+            <wp:docPr id="25" name="Picture 25"/>
+            <wp:cNvGraphicFramePr>
+              <a:graphicFrameLocks noChangeAspect="1"/>
+            </wp:cNvGraphicFramePr>
+            <a:graphic>
+              <a:graphicData uri="http://schemas.openxmlformats.org/drawingml/2006/picture">
+                <pic:pic>
+                  <pic:nvPicPr>
+                    <pic:cNvPr id="0" name="lr9_03.png"/>
+                    <pic:cNvPicPr/>
+                  </pic:nvPicPr>
+                  <pic:blipFill>
+                    <a:blip r:embed="rId33"/>
+                    <a:stretch>
+                      <a:fillRect/>
+                    </a:stretch>
+                  </pic:blipFill>
+                  <pic:spPr>
+                    <a:xfrm>
+                      <a:off x="0" y="0"/>
+                      <a:ext cx="5760000" cy="3085077"/>
+                    </a:xfrm>
+                    <a:prstGeom prst="rect"/>
+                  </pic:spPr>
+                </pic:pic>
+              </a:graphicData>
+            </a:graphic>
+          </wp:inline>
+        </w:drawing>
       </w:r>
     </w:p>
     <w:p>
